--- a/docs/test_tables_STEEL_BLADE.docx
+++ b/docs/test_tables_STEEL_BLADE.docx
@@ -1275,7 +1275,7 @@
               <w:rPr>
                 <w:sz w:val="20"/>
               </w:rPr>
-              <w:t>Утилита cn: объединение классов p-2 и p-4 (tailwind-merge)</w:t>
+              <w:t>Создание записи клиентом через форму «Новая запись»</w:t>
             </w:r>
           </w:p>
         </w:tc>
@@ -1289,7 +1289,7 @@
               <w:rPr>
                 <w:sz w:val="20"/>
               </w:rPr>
-              <w:t>Итоговая строка классов содержит p-4 (конфликт разрешён)</w:t>
+              <w:t>После заполнения услуги, мастера, даты и времени отправляется POST /api/appointments/ с корректным телом</w:t>
             </w:r>
           </w:p>
         </w:tc>
@@ -1303,7 +1303,7 @@
               <w:rPr>
                 <w:sz w:val="20"/>
               </w:rPr>
-              <w:t>cn('p-2','p-4') === 'p-4'</w:t>
+              <w:t>Клиент выбрал справочники и дату в будущем; POST содержит master_id, service_id и start_datetime</w:t>
             </w:r>
           </w:p>
         </w:tc>
@@ -1419,7 +1419,7 @@
               <w:rPr>
                 <w:sz w:val="20"/>
               </w:rPr>
-              <w:t>Маппинг appointmentToRow: извлечение телефона из поля comment (строка «Тел: …»)</w:t>
+              <w:t>Кабинет мастера: отображение списка записей в таблице</w:t>
             </w:r>
           </w:p>
         </w:tc>
@@ -1433,7 +1433,7 @@
               <w:rPr>
                 <w:sz w:val="20"/>
               </w:rPr>
-              <w:t>clientPhone соответствует указанному в comment номеру</w:t>
+              <w:t>В таблице видны клиент, услуга и колонка «Прогноз ИИ»</w:t>
             </w:r>
           </w:p>
         </w:tc>
@@ -1447,7 +1447,7 @@
               <w:rPr>
                 <w:sz w:val="20"/>
               </w:rPr>
-              <w:t>clientPhone совпал с подстрокой после «Тел:»</w:t>
+              <w:t>Для роли master в DOM отображаются данные записи и заголовок прогноза</w:t>
             </w:r>
           </w:p>
         </w:tc>
@@ -1635,7 +1635,7 @@
               <w:rPr>
                 <w:sz w:val="20"/>
               </w:rPr>
-              <w:t>Страница Login: отображение названия бренда</w:t>
+              <w:t>Кабинет мастера: отображение уровня AI-риска и вероятности неявки</w:t>
             </w:r>
           </w:p>
         </w:tc>
@@ -1649,7 +1649,7 @@
               <w:rPr>
                 <w:sz w:val="20"/>
               </w:rPr>
-              <w:t>На экране присутствуют элементы STEEL и BLADE</w:t>
+              <w:t>Для записи с aiRiskColor и aiProbability показаны метка риска (например «Средний») и процент</w:t>
             </w:r>
           </w:p>
         </w:tc>
@@ -1663,7 +1663,7 @@
               <w:rPr>
                 <w:sz w:val="20"/>
               </w:rPr>
-              <w:t>Текст STEEL и BLADE присутствует в document</w:t>
+              <w:t>В строке записи отображаются «Средний» и «25%» для тестовых данных</w:t>
             </w:r>
           </w:p>
         </w:tc>
